--- a/docs/letter_of_credit_user_manual.docx
+++ b/docs/letter_of_credit_user_manual.docx
@@ -304,7 +304,7 @@
                 <w:color w:val="222222"/>
                 <w:sz w:val="17"/>
               </w:rPr>
-              <w:t>2026-05-29</w:t>
+              <w:t>2026-06-01</w:t>
             </w:r>
           </w:p>
         </w:tc>
@@ -1763,7 +1763,47 @@
         <w:jc w:val="both"/>
       </w:pPr>
       <w:r>
-        <w:t>If a Purchase Order is marked as LC required and submitted, a Letter of Credit button appears on the Purchase Order under the Create button group. The system can carry forward company, purchase order, supplier, currency, exchange rate, and LC amount.</w:t>
+        <w:t>If a Purchase Order is marked as LC required and submitted, a Letter of Credit button appears on the Purchase Order under the Create button group. The system can carry forward company, purchase order, supplier, currency, exchange rate, LC amount, and related LC company defaults.</w:t>
+      </w:r>
+    </w:p>
+    <w:p>
+      <w:pPr>
+        <w:pStyle w:val="Heading2"/>
+        <w:spacing w:before="160" w:after="80"/>
+      </w:pPr>
+      <w:r>
+        <w:rPr/>
+        <w:t xml:space="preserve">3.4 Currency and Default Account Automation</w:t>
+      </w:r>
+    </w:p>
+    <w:p>
+      <w:pPr>
+        <w:spacing w:after="100"/>
+        <w:jc w:val="both"/>
+      </w:pPr>
+      <w:r>
+        <w:rPr/>
+        <w:t xml:space="preserve">When the company is selected, the system reads LC Settings and fills Bank Account, L/C Margin Account, L/C Liability Account, and Bank Charges Account when those fields are still blank.</w:t>
+      </w:r>
+    </w:p>
+    <w:p>
+      <w:pPr>
+        <w:spacing w:after="100"/>
+        <w:jc w:val="both"/>
+      </w:pPr>
+      <w:r>
+        <w:rPr/>
+        <w:t xml:space="preserve">Currency defaults to the company currency when no currency is selected. If the L/C currency is the company currency, Exchange Rate is set to 1. For foreign currency L/Cs, the system fetches the buying exchange rate using the opening date, while still allowing authorized users to review or update the rate before saving.</w:t>
+      </w:r>
+    </w:p>
+    <w:p>
+      <w:pPr>
+        <w:spacing w:after="100"/>
+        <w:jc w:val="both"/>
+      </w:pPr>
+      <w:r>
+        <w:rPr/>
+        <w:t xml:space="preserve">Base L/C Amount, Base Utilized Amount, and Base Available Amount are calculated from the transaction currency amounts and Exchange Rate. These base values support company-currency review in reports and in the management print format.</w:t>
       </w:r>
     </w:p>
     <w:p>
@@ -3284,6 +3324,36 @@
         <w:t>Use this form to capture the full LC lifecycle. Required core fields include company, supplier, LC type, currency, exchange rate, LC amount, margin account, liability account, and bank charges account.</w:t>
       </w:r>
     </w:p>
+    <w:p>
+      <w:pPr>
+        <w:pStyle w:val="Heading3"/>
+        <w:spacing w:before="160" w:after="80"/>
+      </w:pPr>
+      <w:r>
+        <w:rPr/>
+        <w:t xml:space="preserve">L/C Amount and Exchange Rate Behavior</w:t>
+      </w:r>
+    </w:p>
+    <w:p>
+      <w:pPr>
+        <w:spacing w:after="100"/>
+        <w:jc w:val="both"/>
+      </w:pPr>
+      <w:r>
+        <w:rPr/>
+        <w:t xml:space="preserve">On the Letter of Credit form, changing Company, Currency, Opening Date, Exchange Rate, L/C Amount, Utilized Amount, or Margin % recalculates the dependent amounts. Available Amount is L/C Amount minus Utilized Amount, Margin Amount is derived from Margin %, and base amounts are updated using Exchange Rate.</w:t>
+      </w:r>
+    </w:p>
+    <w:p>
+      <w:pPr>
+        <w:spacing w:after="100"/>
+        <w:jc w:val="both"/>
+      </w:pPr>
+      <w:r>
+        <w:rPr/>
+        <w:t xml:space="preserve">If the L/C is linked to a Purchase Order, the form copies available PO details and then applies company LC defaults for any blank account fields.</w:t>
+      </w:r>
+    </w:p>
     <w:tbl>
       <w:tblPr>
         <w:tblStyle w:val="TableGrid"/>
@@ -4782,6 +4852,36 @@
       </w:pPr>
       <w:r>
         <w:t>Charge rows capture bank fees such as opening commission, SWIFT charge, confirmation fee, amendment fee, commission, or other charges.</w:t>
+      </w:r>
+    </w:p>
+    <w:p>
+      <w:pPr>
+        <w:pStyle w:val="Heading3"/>
+        <w:spacing w:before="160" w:after="80"/>
+      </w:pPr>
+      <w:r>
+        <w:rPr/>
+        <w:t xml:space="preserve">Charge Currency and Base Amounts</w:t>
+      </w:r>
+    </w:p>
+    <w:p>
+      <w:pPr>
+        <w:spacing w:after="100"/>
+        <w:jc w:val="both"/>
+      </w:pPr>
+      <w:r>
+        <w:rPr/>
+        <w:t xml:space="preserve">Each charge row can carry its own Charge Currency and Exchange Rate. If the charge currency matches the L/C currency, the row uses the L/C exchange rate. If the charge currency is the company currency, the row exchange rate is 1. For other currencies, the system fetches the buying exchange rate based on the charge date, or the L/C opening date when the charge date is blank.</w:t>
+      </w:r>
+    </w:p>
+    <w:p>
+      <w:pPr>
+        <w:spacing w:after="100"/>
+        <w:jc w:val="both"/>
+      </w:pPr>
+      <w:r>
+        <w:rPr/>
+        <w:t xml:space="preserve">Base Amount is calculated as Amount multiplied by Exchange Rate. Posted charge rows keep their Journal Entry link, and newly posted charges are linked without re-saving the entire Letter of Credit document.</w:t>
       </w:r>
     </w:p>
     <w:tbl>
@@ -7803,7 +7903,7 @@
                 <w:color w:val="222222"/>
                 <w:sz w:val="17"/>
               </w:rPr>
-              <w:t>Company, Letter of Credit, Supplier, Account, From Date, To Date. Columns include posting date, account, voucher, transaction type, debit, credit, balance, remarks.</w:t>
+              <w:t>Company, Letter of Credit, Supplier, Account, From Date, To Date. Columns include posting date, account, voucher, transaction type, debit, credit, balance, and remarks. When an LC is selected, linked voucher rows are included, filtered by the same criteria, and duplicate accounting rows are removed before balances are calculated.</w:t>
             </w:r>
           </w:p>
         </w:tc>
@@ -8040,7 +8140,7 @@
                 <w:color w:val="404040"/>
                 <w:sz w:val="19"/>
               </w:rPr>
-              <w:t>Show filters for company and Letter of Credit plus voucher-wise debit, credit, and balance rows.</w:t>
+              <w:t>Show filters for company, Letter of Credit, supplier, account, and date range plus voucher-wise debit, credit, and balance rows without duplicate linked voucher lines.</w:t>
             </w:r>
           </w:p>
         </w:tc>
@@ -8141,6 +8241,56 @@
                 <w:sz w:val="19"/>
               </w:rPr>
               <w:t>Show upcoming expiry dates and status by supplier/company.</w:t>
+            </w:r>
+          </w:p>
+          <w:p>
+            <w:pPr>
+              <w:pStyle w:val="Heading2"/>
+              <w:spacing w:before="160" w:after="80"/>
+            </w:pPr>
+            <w:r>
+              <w:rPr/>
+              <w:t xml:space="preserve">7.1 LC Management Summary Print Format</w:t>
+            </w:r>
+          </w:p>
+          <w:p>
+            <w:pPr>
+              <w:spacing w:after="100"/>
+              <w:jc w:val="both"/>
+            </w:pPr>
+            <w:r>
+              <w:rPr/>
+              <w:t xml:space="preserve">The system installs an L/C print format named LC Management Summary during migration and sets it as the default print format for Letter of Credit. Users can print it from the Letter of Credit record for review, approval, or management reporting.</w:t>
+            </w:r>
+          </w:p>
+          <w:p>
+            <w:pPr>
+              <w:spacing w:after="100"/>
+              <w:jc w:val="both"/>
+            </w:pPr>
+            <w:r>
+              <w:rPr/>
+              <w:t xml:space="preserve">The print format highlights status, L/C amount, utilized amount, available amount, outstanding liability, base-currency values, bank details, margin and control accounts, charges, shipments, documents, amendments, linked vouchers, remarks, and signature lines.</w:t>
+            </w:r>
+          </w:p>
+          <w:p>
+            <w:pPr>
+              <w:pStyle w:val="Heading3"/>
+              <w:spacing w:before="160" w:after="80"/>
+            </w:pPr>
+            <w:r>
+              <w:rPr/>
+              <w:t xml:space="preserve">Screenshot Placeholder: LC Management Summary Print Format</w:t>
+            </w:r>
+          </w:p>
+          <w:p>
+            <w:pPr>
+              <w:spacing w:after="100"/>
+              <w:jc w:val="both"/>
+            </w:pPr>
+            <w:r>
+              <w:rPr/>
+              <w:t xml:space="preserve">Show the generated L/C summary with status badge, base amounts, charge table, voucher links, and signature section.</w:t>
             </w:r>
           </w:p>
         </w:tc>
@@ -9020,6 +9170,16 @@
         <w:spacing w:after="40"/>
       </w:pPr>
       <w:r>
+        <w:rPr/>
+        <w:t xml:space="preserve">Exchange rates and base amounts are reviewed before submission, especially for foreign currency L/Cs and charge rows.</w:t>
+      </w:r>
+    </w:p>
+    <w:p>
+      <w:pPr>
+        <w:pStyle w:val="ListBullet"/>
+        <w:spacing w:after="40"/>
+      </w:pPr>
+      <w:r>
         <w:t>Create LC records from Purchase Orders when the procurement flow starts from PO.</w:t>
       </w:r>
     </w:p>
@@ -9452,7 +9612,7 @@
                 <w:color w:val="222222"/>
                 <w:sz w:val="17"/>
               </w:rPr>
-              <w:t>Enter amount and exchange rate. Refresh the browser; if needed, run bench build --app printechs_lc and bench clear-cache.</w:t>
+              <w:t>Enter amount, charge currency, and exchange rate. Refresh the browser; if needed, run bench build --app printechs_lc and bench clear-cache.</w:t>
             </w:r>
           </w:p>
         </w:tc>
@@ -9930,6 +10090,56 @@
     <w:p/>
     <w:p>
       <w:pPr>
+        <w:p>
+          <w:pPr>
+            <w:pStyle w:val="Heading2"/>
+            <w:spacing w:before="160" w:after="80"/>
+          </w:pPr>
+          <w:r>
+            <w:rPr/>
+            <w:t xml:space="preserve">9.3 Additional Troubleshooting Notes</w:t>
+          </w:r>
+        </w:p>
+        <w:p>
+          <w:pPr>
+            <w:spacing w:after="100"/>
+            <w:jc w:val="both"/>
+          </w:pPr>
+          <w:r>
+            <w:rPr/>
+            <w:t xml:space="preserve">Exchange rate does not update: check that Company, Currency, and Opening Date are filled. For same-currency L/Cs the rate is intentionally set to 1. For foreign currency L/Cs, verify ERPNext exchange-rate setup or enter the rate manually.</w:t>
+          </w:r>
+        </w:p>
+        <w:p>
+          <w:pPr>
+            <w:spacing w:after="100"/>
+            <w:jc w:val="both"/>
+          </w:pPr>
+          <w:r>
+            <w:rPr/>
+            <w:t xml:space="preserve">Base L/C amount or charge base amount looks incorrect: review Exchange Rate on the L/C header and on each charge row. Charge rows may use a different currency and rate from the main L/C.</w:t>
+          </w:r>
+        </w:p>
+        <w:p>
+          <w:pPr>
+            <w:spacing w:after="100"/>
+            <w:jc w:val="both"/>
+          </w:pPr>
+          <w:r>
+            <w:rPr/>
+            <w:t xml:space="preserve">LC Ledger shows unexpected duplicates or missing linked rows: filter by Company, Supplier, Account, and date range. The report now includes Letter of Credit linked voucher rows when an LC is selected and removes duplicate rows before calculating balance.</w:t>
+          </w:r>
+        </w:p>
+        <w:p>
+          <w:pPr>
+            <w:spacing w:after="100"/>
+            <w:jc w:val="both"/>
+          </w:pPr>
+          <w:r>
+            <w:rPr/>
+            <w:t xml:space="preserve">LC Management Summary print format is not visible: run migration for the app and clear cache. The setup routine creates the print format and assigns it as the default for Letter of Credit.</w:t>
+          </w:r>
+        </w:p>
         <w:pStyle w:val="Heading1"/>
         <w:spacing w:before="200" w:after="120"/>
       </w:pPr>
